--- a/MINUTA - SENTENCA - 0800872-59.2025.8.18.0056.docx
+++ b/MINUTA - SENTENCA - 0800872-59.2025.8.18.0056.docx
@@ -86,7 +86,7 @@
           <w:color w:val="000000"/>
           <w:sz w:val="24"/>
         </w:rPr>
-        <w:t xml:space="preserve">Citado, o demandado apresentou contestação (Id. 83906278) alegando, em síntese, prescrição trienal, adesão eletrônica ao pacote de serviços (Id. 83906288) e uso de serviços não essenciais, inexistindo ato ilícito ou dano moral.</w:t>
+        <w:t xml:space="preserve">Citado, o demandado apresentou contestação (Id. 83906278) alegando, em síntese, que incide a prescrição trienal, que a parte autora aderiu eletronicamente ao pacote de serviços (Id. 83906288) e usou serviços não essenciais, inexistindo ato ilícito ou dano moral.</w:t>
       </w:r>
     </w:p>
     <w:p>
